--- a/apb_verification_MS1_Trad/doc/ECE593_FinalProject_Verification_Plan_Team2.docx
+++ b/apb_verification_MS1_Trad/doc/ECE593_FinalProject_Verification_Plan_Team2.docx
@@ -300,8 +300,18 @@
                 <w:color w:val="000000"/>
                 <w:rtl w:val="0"/>
               </w:rPr>
-              <w:t xml:space="preserve">-001]</w:t>
-            </w:r>
+              <w:t xml:space="preserve">-001] </w:t>
+            </w:r>
+            <w:hyperlink r:id="rId9">
+              <w:r>
+                <w:rPr>
+                  <w:color w:val="1155cc"/>
+                  <w:u w:val="single"/>
+                  <w:rtl w:val="0"/>
+                </w:rPr>
+                <w:t xml:space="preserve">https://github.com/tnl3pdx/ece593-apb-verification</w:t>
+              </w:r>
+            </w:hyperlink>
             <w:r>
               <w:rPr>
                 <w:rtl w:val="0"/>
@@ -602,7 +612,7 @@
               </w:rPr>
               <w:t xml:space="preserve">Truong Le, </w:t>
             </w:r>
-            <w:hyperlink r:id="rId9">
+            <w:hyperlink r:id="rId10">
               <w:r>
                 <w:rPr>
                   <w:color w:val="0000ee"/>
@@ -1335,7 +1345,7 @@
     </w:p>
     <w:sdt>
       <w:sdtPr>
-        <w:id w:val="1640353065"/>
+        <w:id w:val="1015367562"/>
         <w:docPartObj>
           <w:docPartGallery w:val="Table of Contents"/>
           <w:docPartUnique w:val="1"/>
@@ -5411,14 +5421,14 @@
             </w:pPr>
             <w:sdt>
               <w:sdtPr>
-                <w:id w:val="-999993477"/>
+                <w:id w:val="-592453472"/>
                 <w:tag w:val="goog_rdk_1"/>
               </w:sdtPr>
               <w:sdtContent>
                 <w:del w:author="Truong Le" w:id="0" w:date="2026-04-21T04:33:34Z"/>
                 <w:sdt>
                   <w:sdtPr>
-                    <w:id w:val="-1765345528"/>
+                    <w:id w:val="-1719636913"/>
                     <w:tag w:val="goog_rdk_2"/>
                   </w:sdtPr>
                   <w:sdtContent>
@@ -5428,7 +5438,7 @@
                 <w:del w:author="Truong Le" w:id="0" w:date="2026-04-21T04:33:34Z">
                   <w:sdt>
                     <w:sdtPr>
-                      <w:id w:val="1077705281"/>
+                      <w:id w:val="-2033170079"/>
                       <w:tag w:val="goog_rdk_3"/>
                     </w:sdtPr>
                     <w:sdtContent>
@@ -5482,7 +5492,7 @@
             </w:pPr>
             <w:sdt>
               <w:sdtPr>
-                <w:id w:val="-1092360461"/>
+                <w:id w:val="-1037301353"/>
                 <w:tag w:val="goog_rdk_5"/>
               </w:sdtPr>
               <w:sdtContent>
@@ -5526,7 +5536,7 @@
             </w:pPr>
             <w:sdt>
               <w:sdtPr>
-                <w:id w:val="712687600"/>
+                <w:id w:val="-759644586"/>
                 <w:tag w:val="goog_rdk_7"/>
               </w:sdtPr>
               <w:sdtContent>
@@ -5570,7 +5580,7 @@
             </w:pPr>
             <w:sdt>
               <w:sdtPr>
-                <w:id w:val="-454417330"/>
+                <w:id w:val="-711874488"/>
                 <w:tag w:val="goog_rdk_9"/>
               </w:sdtPr>
               <w:sdtContent>
@@ -11208,7 +11218,7 @@
       </w:pPr>
       <w:sdt>
         <w:sdtPr>
-          <w:id w:val="362369019"/>
+          <w:id w:val="-1566189325"/>
           <w:tag w:val="goog_rdk_10"/>
         </w:sdtPr>
         <w:sdtContent>
@@ -11240,7 +11250,7 @@
       <w:bookmarkEnd w:id="17"/>
       <w:sdt>
         <w:sdtPr>
-          <w:id w:val="-1488200559"/>
+          <w:id w:val="-1542847634"/>
           <w:tag w:val="goog_rdk_11"/>
         </w:sdtPr>
         <w:sdtContent>
@@ -11249,7 +11259,7 @@
       </w:sdt>
       <w:sdt>
         <w:sdtPr>
-          <w:id w:val="1478041517"/>
+          <w:id w:val="-1803980514"/>
           <w:tag w:val="goog_rdk_12"/>
         </w:sdtPr>
         <w:sdtContent>
@@ -12835,7 +12845,7 @@
             </w:pPr>
             <w:sdt>
               <w:sdtPr>
-                <w:id w:val="500183269"/>
+                <w:id w:val="337205379"/>
                 <w:tag w:val="goog_rdk_13"/>
               </w:sdtPr>
               <w:sdtContent>
@@ -15911,7 +15921,7 @@
             </w:pPr>
             <w:sdt>
               <w:sdtPr>
-                <w:id w:val="-903950310"/>
+                <w:id w:val="-1411190989"/>
                 <w:tag w:val="goog_rdk_14"/>
               </w:sdtPr>
               <w:sdtContent>
@@ -16076,7 +16086,7 @@
             </w:pPr>
             <w:sdt>
               <w:sdtPr>
-                <w:id w:val="1575484706"/>
+                <w:id w:val="-1090633677"/>
                 <w:tag w:val="goog_rdk_15"/>
               </w:sdtPr>
               <w:sdtContent>
@@ -16227,7 +16237,7 @@
             </w:pPr>
             <w:sdt>
               <w:sdtPr>
-                <w:id w:val="1430269146"/>
+                <w:id w:val="-1250352899"/>
                 <w:tag w:val="goog_rdk_16"/>
               </w:sdtPr>
               <w:sdtContent>
@@ -16378,7 +16388,7 @@
             </w:pPr>
             <w:sdt>
               <w:sdtPr>
-                <w:id w:val="-1019916667"/>
+                <w:id w:val="-1010350850"/>
                 <w:tag w:val="goog_rdk_17"/>
               </w:sdtPr>
               <w:sdtContent>
@@ -17018,7 +17028,7 @@
       </w:r>
       <w:sdt>
         <w:sdtPr>
-          <w:id w:val="221269335"/>
+          <w:id w:val="-740806937"/>
           <w:tag w:val="goog_rdk_18"/>
         </w:sdtPr>
         <w:sdtContent>
@@ -17458,7 +17468,7 @@
             </w:pPr>
             <w:sdt>
               <w:sdtPr>
-                <w:id w:val="1427515170"/>
+                <w:id w:val="2050548206"/>
                 <w:tag w:val="goog_rdk_19"/>
               </w:sdtPr>
               <w:sdtContent>
@@ -17467,7 +17477,7 @@
             </w:sdt>
             <w:sdt>
               <w:sdtPr>
-                <w:id w:val="-2001839313"/>
+                <w:id w:val="-414352296"/>
                 <w:tag w:val="goog_rdk_20"/>
               </w:sdtPr>
               <w:sdtContent>
@@ -24651,8 +24661,8 @@
       </w:r>
     </w:p>
     <w:sectPr>
-      <w:headerReference r:id="rId10" w:type="default"/>
-      <w:footerReference r:id="rId11" w:type="default"/>
+      <w:headerReference r:id="rId11" w:type="default"/>
+      <w:footerReference r:id="rId12" w:type="default"/>
       <w:type w:val="nextPage"/>
       <w:pgSz w:h="15840" w:w="12240" w:orient="portrait"/>
       <w:pgMar w:bottom="1260" w:top="1260" w:left="1260" w:right="1260" w:header="708" w:footer="708"/>
